--- a/Python Videos.docx
+++ b/Python Videos.docx
@@ -63,7 +63,6 @@
     </w:p>
     <w:p>
       <w:pPr>
-        <w:pStyle w:val="Heading2"/>
         <w:rPr>
           <w:lang w:val="en-US"/>
         </w:rPr>
